--- a/docs/研究设计文档.docx
+++ b/docs/研究设计文档.docx
@@ -6104,7 +6104,7 @@
           <w:b w:val="0"/>
           <w:sz w:val="18"/>
         </w:rPr>
-        <w:t>python -m pytest tests/                        # 106 项自动化检验</w:t>
+        <w:t>python -m pytest tests/                        # 全部自动化检验</w:t>
       </w:r>
     </w:p>
     <w:p>
@@ -6218,7 +6218,7 @@
                 <w:b w:val="0"/>
                 <w:sz w:val="19"/>
               </w:rPr>
-              <w:t>106 项通过（机制、可复现性、数据契约、打包、文档一致性）</w:t>
+              <w:t>全部通过（机制、可复现性、数据契约、打包、文档一致性）</w:t>
             </w:r>
           </w:p>
         </w:tc>

--- a/docs/研究设计文档.docx
+++ b/docs/研究设计文档.docx
@@ -32,7 +32,7 @@
           <w:color w:val="606060"/>
           <w:sz w:val="20"/>
         </w:rPr>
-        <w:t>NICHE-sim 项目 · 研究设计文档 v1.0</w:t>
+        <w:t>NICHE-sim 项目 · 研究设计文档 v1.0 · 对应软件版本 v0.1.0</w:t>
       </w:r>
     </w:p>
     <w:p>
